--- a/templates/AR/KUWAIT/POA_DM.docx
+++ b/templates/AR/KUWAIT/POA_DM.docx
@@ -1459,8 +1459,39 @@
           <w:sz w:val="24"/>
           <w:szCs w:val="24"/>
         </w:rPr>
+        <w:pict w14:anchorId="66949239">
+          <v:rect id="_x0000_s1026" style="position:absolute;left:0;text-align:left;margin-left:72.5pt;margin-top:9.7pt;width:125.95pt;height:74.85pt;z-index:251672576;mso-position-horizontal-relative:text;mso-position-vertical-relative:text">
+            <v:textbox style="mso-next-textbox:#_x0000_s1026">
+              <w:txbxContent>
+                <w:p>
+                  <w:pPr>
+                    <w:rPr>
+                      <w:lang w:val="en-IN"/>
+                    </w:rPr>
+                  </w:pPr>
+                  <w:proofErr w:type="spellStart"/>
+                  <w:r>
+                    <w:rPr>
+                      <w:lang w:val="en-IN"/>
+                    </w:rPr>
+                    <w:t>BoarderBoX</w:t>
+                  </w:r>
+                  <w:proofErr w:type="spellEnd"/>
+                </w:p>
+              </w:txbxContent>
+            </v:textbox>
+          </v:rect>
+        </w:pict>
+      </w:r>
+      <w:r>
+        <w:rPr>
+          <w:rFonts w:ascii="Times New Roman" w:hAnsi="Times New Roman" w:cs="Times New Roman"/>
+          <w:noProof/>
+          <w:sz w:val="24"/>
+          <w:szCs w:val="24"/>
+        </w:rPr>
         <w:drawing>
-          <wp:anchor distT="0" distB="0" distL="114300" distR="114300" simplePos="0" relativeHeight="251657216" behindDoc="0" locked="0" layoutInCell="1" allowOverlap="1" wp14:anchorId="5FE53E3A" wp14:editId="044D1FD5">
+          <wp:anchor distT="0" distB="0" distL="114300" distR="114300" simplePos="0" relativeHeight="251658752" behindDoc="0" locked="0" layoutInCell="1" allowOverlap="1" wp14:anchorId="5FE53E3A" wp14:editId="044D1FD5">
             <wp:simplePos x="0" y="0"/>
             <wp:positionH relativeFrom="column">
               <wp:posOffset>3552825</wp:posOffset>
@@ -1514,6 +1545,36 @@
           <w:szCs w:val="24"/>
         </w:rPr>
       </w:pPr>
+      <w:r>
+        <w:rPr>
+          <w:rFonts w:ascii="Times New Roman" w:hAnsi="Times New Roman" w:cs="Times New Roman"/>
+          <w:noProof/>
+          <w:sz w:val="24"/>
+          <w:szCs w:val="24"/>
+        </w:rPr>
+        <w:pict w14:anchorId="174E44D0">
+          <v:rect id="_x0000_s1027" style="position:absolute;left:0;text-align:left;margin-left:78.3pt;margin-top:2.55pt;width:114.45pt;height:64.3pt;z-index:251673600;mso-position-horizontal-relative:text;mso-position-vertical-relative:text" fillcolor="#4472c4 [3204]" stroked="f">
+            <v:textbox style="mso-next-textbox:#_x0000_s1027">
+              <w:txbxContent>
+                <w:p>
+                  <w:pPr>
+                    <w:rPr>
+                      <w:lang w:val="en-IN"/>
+                    </w:rPr>
+                  </w:pPr>
+                  <w:r>
+                    <w:rPr>
+                      <w:lang w:val="en-IN"/>
+                    </w:rPr>
+                    <w:t>{{SPONSOR_SIGNATURE}}</w:t>
+                  </w:r>
+                </w:p>
+                <w:p/>
+              </w:txbxContent>
+            </v:textbox>
+          </v:rect>
+        </w:pict>
+      </w:r>
     </w:p>
     <w:p>
       <w:pPr>
@@ -1552,7 +1613,7 @@
           <w:szCs w:val="24"/>
         </w:rPr>
         <w:drawing>
-          <wp:anchor distT="0" distB="0" distL="114300" distR="114300" simplePos="0" relativeHeight="251652096" behindDoc="0" locked="0" layoutInCell="1" allowOverlap="1" wp14:anchorId="58859E6F" wp14:editId="7D59B19A">
+          <wp:anchor distT="0" distB="0" distL="114300" distR="114300" simplePos="0" relativeHeight="251655680" behindDoc="0" locked="0" layoutInCell="1" allowOverlap="1" wp14:anchorId="58859E6F" wp14:editId="7D59B19A">
             <wp:simplePos x="0" y="0"/>
             <wp:positionH relativeFrom="column">
               <wp:posOffset>3749040</wp:posOffset>
@@ -2295,7 +2356,7 @@
           <w:szCs w:val="24"/>
         </w:rPr>
         <w:drawing>
-          <wp:anchor distT="0" distB="0" distL="114300" distR="114300" simplePos="0" relativeHeight="251671552" behindDoc="0" locked="0" layoutInCell="1" allowOverlap="1" wp14:anchorId="4678FD19" wp14:editId="2A4D8BFA">
+          <wp:anchor distT="0" distB="0" distL="114300" distR="114300" simplePos="0" relativeHeight="251660800" behindDoc="0" locked="0" layoutInCell="1" allowOverlap="1" wp14:anchorId="4678FD19" wp14:editId="2A4D8BFA">
             <wp:simplePos x="0" y="0"/>
             <wp:positionH relativeFrom="column">
               <wp:posOffset>3724275</wp:posOffset>
@@ -2356,7 +2417,7 @@
           <w:szCs w:val="24"/>
         </w:rPr>
         <w:drawing>
-          <wp:anchor distT="0" distB="0" distL="114300" distR="114300" simplePos="0" relativeHeight="251666432" behindDoc="0" locked="0" layoutInCell="1" allowOverlap="1" wp14:anchorId="3C138775" wp14:editId="0865016D">
+          <wp:anchor distT="0" distB="0" distL="114300" distR="114300" simplePos="0" relativeHeight="251659776" behindDoc="0" locked="0" layoutInCell="1" allowOverlap="1" wp14:anchorId="3C138775" wp14:editId="0865016D">
             <wp:simplePos x="0" y="0"/>
             <wp:positionH relativeFrom="column">
               <wp:posOffset>3920490</wp:posOffset>
@@ -2421,6 +2482,37 @@
       <w:r>
         <w:rPr>
           <w:rFonts w:ascii="Times New Roman" w:hAnsi="Times New Roman" w:cs="Times New Roman"/>
+          <w:noProof/>
+          <w:sz w:val="24"/>
+          <w:szCs w:val="24"/>
+        </w:rPr>
+        <w:pict w14:anchorId="66949239">
+          <v:rect id="_x0000_s1028" style="position:absolute;left:0;text-align:left;margin-left:15.5pt;margin-top:18.45pt;width:125.95pt;height:74.85pt;z-index:251674624;mso-position-horizontal-relative:text;mso-position-vertical-relative:text">
+            <v:textbox style="mso-next-textbox:#_x0000_s1028">
+              <w:txbxContent>
+                <w:p>
+                  <w:pPr>
+                    <w:rPr>
+                      <w:lang w:val="en-IN"/>
+                    </w:rPr>
+                  </w:pPr>
+                  <w:proofErr w:type="spellStart"/>
+                  <w:r>
+                    <w:rPr>
+                      <w:lang w:val="en-IN"/>
+                    </w:rPr>
+                    <w:t>BoarderBoX</w:t>
+                  </w:r>
+                  <w:proofErr w:type="spellEnd"/>
+                </w:p>
+              </w:txbxContent>
+            </v:textbox>
+          </v:rect>
+        </w:pict>
+      </w:r>
+      <w:r>
+        <w:rPr>
+          <w:rFonts w:ascii="Times New Roman" w:hAnsi="Times New Roman" w:cs="Times New Roman"/>
           <w:b/>
           <w:sz w:val="24"/>
           <w:szCs w:val="24"/>
@@ -2448,6 +2540,36 @@
           <w:szCs w:val="24"/>
         </w:rPr>
       </w:pPr>
+      <w:r>
+        <w:rPr>
+          <w:rFonts w:ascii="Times New Roman" w:hAnsi="Times New Roman" w:cs="Times New Roman"/>
+          <w:noProof/>
+          <w:sz w:val="24"/>
+          <w:szCs w:val="24"/>
+        </w:rPr>
+        <w:pict w14:anchorId="174E44D0">
+          <v:rect id="_x0000_s1029" style="position:absolute;left:0;text-align:left;margin-left:21.3pt;margin-top:2.9pt;width:114.05pt;height:61.95pt;z-index:251675648;mso-position-horizontal-relative:text;mso-position-vertical-relative:text" fillcolor="#4472c4 [3204]" stroked="f">
+            <v:textbox style="mso-next-textbox:#_x0000_s1029">
+              <w:txbxContent>
+                <w:p>
+                  <w:pPr>
+                    <w:rPr>
+                      <w:lang w:val="en-IN"/>
+                    </w:rPr>
+                  </w:pPr>
+                  <w:r>
+                    <w:rPr>
+                      <w:lang w:val="en-IN"/>
+                    </w:rPr>
+                    <w:t>{{SPONSOR_SIGNATURE}}</w:t>
+                  </w:r>
+                </w:p>
+                <w:p/>
+              </w:txbxContent>
+            </v:textbox>
+          </v:rect>
+        </w:pict>
+      </w:r>
     </w:p>
     <w:p>
       <w:pPr>
